--- a/Proj 13313 - Test Automatici.docx
+++ b/Proj 13313 - Test Automatici.docx
@@ -958,6 +958,7 @@
         <w:t>/</w:t>
       </w:r>
       <w:proofErr w:type="spellStart"/>
+      <w:proofErr w:type="gramStart"/>
       <w:r>
         <w:rPr>
           <w:sz w:val="18"/>
@@ -967,6 +968,7 @@
         <w:t>api</w:t>
       </w:r>
       <w:proofErr w:type="spellEnd"/>
+      <w:proofErr w:type="gramEnd"/>
       <w:r>
         <w:rPr>
           <w:sz w:val="18"/>
@@ -1119,6 +1121,7 @@
         <w:t>/</w:t>
       </w:r>
       <w:proofErr w:type="spellStart"/>
+      <w:proofErr w:type="gramStart"/>
       <w:r>
         <w:rPr>
           <w:sz w:val="18"/>
@@ -1128,6 +1131,7 @@
         <w:t>ui</w:t>
       </w:r>
       <w:proofErr w:type="spellEnd"/>
+      <w:proofErr w:type="gramEnd"/>
       <w:r>
         <w:rPr>
           <w:sz w:val="18"/>
@@ -1985,6 +1989,7 @@
         <w:t xml:space="preserve">await </w:t>
       </w:r>
       <w:proofErr w:type="spellStart"/>
+      <w:proofErr w:type="gramStart"/>
       <w:r>
         <w:rPr>
           <w:rFonts w:ascii="Aparajita" w:hAnsi="Aparajita" w:cs="Aparajita"/>
@@ -1995,6 +2000,7 @@
         <w:t>page.getByRole</w:t>
       </w:r>
       <w:proofErr w:type="spellEnd"/>
+      <w:proofErr w:type="gramEnd"/>
       <w:r>
         <w:rPr>
           <w:rFonts w:ascii="Aparajita" w:hAnsi="Aparajita" w:cs="Aparajita"/>
@@ -2002,9 +2008,9 @@
           <w:iCs/>
           <w:lang w:val="en-GB"/>
         </w:rPr>
-        <w:t>('button', { name: '</w:t>
-      </w:r>
-      <w:proofErr w:type="spellStart"/>
+        <w:t xml:space="preserve">('button', </w:t>
+      </w:r>
+      <w:proofErr w:type="gramStart"/>
       <w:r>
         <w:rPr>
           <w:rFonts w:ascii="Aparajita" w:hAnsi="Aparajita" w:cs="Aparajita"/>
@@ -2012,9 +2018,9 @@
           <w:iCs/>
           <w:lang w:val="en-GB"/>
         </w:rPr>
-        <w:t>Accedi</w:t>
-      </w:r>
-      <w:proofErr w:type="spellEnd"/>
+        <w:t>{ name</w:t>
+      </w:r>
+      <w:proofErr w:type="gramEnd"/>
       <w:r>
         <w:rPr>
           <w:rFonts w:ascii="Aparajita" w:hAnsi="Aparajita" w:cs="Aparajita"/>
@@ -2022,8 +2028,50 @@
           <w:iCs/>
           <w:lang w:val="en-GB"/>
         </w:rPr>
-        <w:t>' }).click();</w:t>
-      </w:r>
+        <w:t>: '</w:t>
+      </w:r>
+      <w:proofErr w:type="spellStart"/>
+      <w:r>
+        <w:rPr>
+          <w:rFonts w:ascii="Aparajita" w:hAnsi="Aparajita" w:cs="Aparajita"/>
+          <w:i/>
+          <w:iCs/>
+          <w:lang w:val="en-GB"/>
+        </w:rPr>
+        <w:t>Accedi</w:t>
+      </w:r>
+      <w:proofErr w:type="spellEnd"/>
+      <w:proofErr w:type="gramStart"/>
+      <w:r>
+        <w:rPr>
+          <w:rFonts w:ascii="Aparajita" w:hAnsi="Aparajita" w:cs="Aparajita"/>
+          <w:i/>
+          <w:iCs/>
+          <w:lang w:val="en-GB"/>
+        </w:rPr>
+        <w:t>' }).click</w:t>
+      </w:r>
+      <w:proofErr w:type="gramEnd"/>
+      <w:r>
+        <w:rPr>
+          <w:rFonts w:ascii="Aparajita" w:hAnsi="Aparajita" w:cs="Aparajita"/>
+          <w:i/>
+          <w:iCs/>
+          <w:lang w:val="en-GB"/>
+        </w:rPr>
+        <w:t>(</w:t>
+      </w:r>
+      <w:proofErr w:type="gramStart"/>
+      <w:r>
+        <w:rPr>
+          <w:rFonts w:ascii="Aparajita" w:hAnsi="Aparajita" w:cs="Aparajita"/>
+          <w:i/>
+          <w:iCs/>
+          <w:lang w:val="en-GB"/>
+        </w:rPr>
+        <w:t>);</w:t>
+      </w:r>
+      <w:proofErr w:type="gramEnd"/>
     </w:p>
     <w:p>
       <w:pPr>
@@ -2077,7 +2125,15 @@
         <w:t>Il framework è diviso i</w:t>
       </w:r>
       <w:r>
-        <w:t xml:space="preserve">n 3 parti principali: </w:t>
+        <w:t xml:space="preserve">n </w:t>
+      </w:r>
+      <w:proofErr w:type="gramStart"/>
+      <w:r>
+        <w:t>3</w:t>
+      </w:r>
+      <w:proofErr w:type="gramEnd"/>
+      <w:r>
+        <w:t xml:space="preserve"> parti principali: </w:t>
       </w:r>
     </w:p>
     <w:p>
@@ -2369,6 +2425,7 @@
         </w:rPr>
         <w:t xml:space="preserve"> fa </w:t>
       </w:r>
+      <w:proofErr w:type="gramStart"/>
       <w:r>
         <w:rPr>
           <w:b/>
@@ -2376,7 +2433,17 @@
           <w:sz w:val="22"/>
           <w:szCs w:val="22"/>
         </w:rPr>
-        <w:t>5 cose</w:t>
+        <w:t>5</w:t>
+      </w:r>
+      <w:proofErr w:type="gramEnd"/>
+      <w:r>
+        <w:rPr>
+          <w:b/>
+          <w:bCs/>
+          <w:sz w:val="22"/>
+          <w:szCs w:val="22"/>
+        </w:rPr>
+        <w:t xml:space="preserve"> cose</w:t>
       </w:r>
       <w:r>
         <w:rPr>
@@ -2724,117 +2791,82 @@
       <w:proofErr w:type="spellEnd"/>
     </w:p>
     <w:p>
-      <w:pPr>
-        <w:rPr>
-          <w:lang w:val="en-GB"/>
-        </w:rPr>
-      </w:pPr>
-      <w:r>
-        <w:rPr>
-          <w:lang w:val="en-GB"/>
-        </w:rPr>
+      <w:r>
         <w:t xml:space="preserve">│   </w:t>
       </w:r>
       <w:r>
         <w:rPr>
           <w:rFonts w:ascii="MS Gothic" w:eastAsia="MS Gothic" w:hAnsi="MS Gothic" w:cs="MS Gothic" w:hint="eastAsia"/>
-          <w:lang w:val="en-GB"/>
         </w:rPr>
         <w:t>├</w:t>
       </w:r>
       <w:r>
         <w:rPr>
           <w:rFonts w:ascii="Aptos" w:hAnsi="Aptos" w:cs="Aptos"/>
-          <w:lang w:val="en-GB"/>
         </w:rPr>
         <w:t>──</w:t>
       </w:r>
       <w:r>
-        <w:rPr>
-          <w:lang w:val="en-GB"/>
-        </w:rPr>
         <w:t xml:space="preserve"> clients/</w:t>
       </w:r>
     </w:p>
     <w:p>
-      <w:pPr>
-        <w:rPr>
-          <w:lang w:val="en-GB"/>
-        </w:rPr>
-      </w:pPr>
-      <w:r>
-        <w:rPr>
-          <w:lang w:val="en-GB"/>
-        </w:rPr>
+      <w:r>
         <w:t xml:space="preserve">│   │   </w:t>
       </w:r>
       <w:r>
         <w:rPr>
           <w:rFonts w:ascii="MS Gothic" w:eastAsia="MS Gothic" w:hAnsi="MS Gothic" w:cs="MS Gothic" w:hint="eastAsia"/>
-          <w:lang w:val="en-GB"/>
         </w:rPr>
         <w:t>├</w:t>
       </w:r>
       <w:r>
         <w:rPr>
           <w:rFonts w:ascii="Aptos" w:hAnsi="Aptos" w:cs="Aptos"/>
-          <w:lang w:val="en-GB"/>
         </w:rPr>
         <w:t>──</w:t>
       </w:r>
       <w:r>
-        <w:rPr>
-          <w:lang w:val="en-GB"/>
-        </w:rPr>
         <w:t xml:space="preserve"> </w:t>
       </w:r>
       <w:proofErr w:type="spellStart"/>
-      <w:r>
-        <w:rPr>
-          <w:lang w:val="en-GB"/>
-        </w:rPr>
-        <w:t>users.client.ts</w:t>
+      <w:proofErr w:type="gramStart"/>
+      <w:r>
+        <w:t>users.client</w:t>
+      </w:r>
+      <w:proofErr w:type="gramEnd"/>
+      <w:r>
+        <w:t>.ts</w:t>
       </w:r>
       <w:proofErr w:type="spellEnd"/>
     </w:p>
     <w:p>
-      <w:pPr>
-        <w:rPr>
-          <w:lang w:val="en-GB"/>
-        </w:rPr>
-      </w:pPr>
-      <w:r>
-        <w:rPr>
-          <w:lang w:val="en-GB"/>
-        </w:rPr>
+      <w:r>
         <w:t xml:space="preserve">│   │   </w:t>
       </w:r>
       <w:r>
         <w:rPr>
           <w:rFonts w:ascii="MS Gothic" w:eastAsia="MS Gothic" w:hAnsi="MS Gothic" w:cs="MS Gothic" w:hint="eastAsia"/>
-          <w:lang w:val="en-GB"/>
         </w:rPr>
         <w:t>├</w:t>
       </w:r>
       <w:r>
         <w:rPr>
           <w:rFonts w:ascii="Aptos" w:hAnsi="Aptos" w:cs="Aptos"/>
-          <w:lang w:val="en-GB"/>
         </w:rPr>
         <w:t>──</w:t>
       </w:r>
       <w:r>
-        <w:rPr>
-          <w:lang w:val="en-GB"/>
-        </w:rPr>
         <w:t xml:space="preserve"> </w:t>
       </w:r>
       <w:proofErr w:type="spellStart"/>
-      <w:r>
-        <w:rPr>
-          <w:lang w:val="en-GB"/>
-        </w:rPr>
-        <w:t>billing.client.ts</w:t>
+      <w:proofErr w:type="gramStart"/>
+      <w:r>
+        <w:t>billing.client</w:t>
+      </w:r>
+      <w:proofErr w:type="gramEnd"/>
+      <w:r>
+        <w:t>.ts</w:t>
       </w:r>
       <w:proofErr w:type="spellEnd"/>
     </w:p>
@@ -2942,259 +2974,37 @@
       </w:r>
     </w:p>
     <w:p>
-      <w:r>
-        <w:t>Il token non deve mai essere nel test.</w:t>
-      </w:r>
-    </w:p>
-    <w:p/>
-    <w:p>
-      <w:r>
-        <w:t>Due modalità:</w:t>
-      </w:r>
-    </w:p>
-    <w:p>
-      <w:r>
-        <w:t>A) Token come variabile d’ambiente</w:t>
-      </w:r>
-    </w:p>
-    <w:p>
-      <w:r>
-        <w:t>API_TOKEN=</w:t>
+      <w:proofErr w:type="gramStart"/>
+      <w:r>
+        <w:t xml:space="preserve">Il </w:t>
+      </w:r>
+      <w:r>
+        <w:t xml:space="preserve"> Token</w:t>
+      </w:r>
+      <w:proofErr w:type="gramEnd"/>
+      <w:r>
+        <w:t xml:space="preserve"> ottenuto da login automatico</w:t>
+      </w:r>
+    </w:p>
+    <w:p>
+      <w:r>
+        <w:t>Chiamata POST /</w:t>
       </w:r>
       <w:proofErr w:type="spellStart"/>
       <w:r>
-        <w:t>eyJhbGci</w:t>
+        <w:t>auth</w:t>
       </w:r>
       <w:proofErr w:type="spellEnd"/>
       <w:r>
-        <w:t>...</w:t>
-      </w:r>
-    </w:p>
-    <w:p>
-      <w:r>
-        <w:t xml:space="preserve">Il client lo inserisce automaticamente negli </w:t>
-      </w:r>
-      <w:proofErr w:type="spellStart"/>
-      <w:r>
-        <w:t>header</w:t>
-      </w:r>
-      <w:proofErr w:type="spellEnd"/>
-      <w:r>
-        <w:t>.</w:t>
-      </w:r>
-    </w:p>
-    <w:p/>
-    <w:p>
-      <w:r>
-        <w:t>B) Token ottenuto da login automatico</w:t>
-      </w:r>
-    </w:p>
-    <w:p>
-      <w:r>
-        <w:t>Chiamata POST /</w:t>
-      </w:r>
-      <w:proofErr w:type="spellStart"/>
-      <w:r>
-        <w:t>auth</w:t>
-      </w:r>
-      <w:proofErr w:type="spellEnd"/>
-      <w:r>
         <w:t>/login → restituisce il token.</w:t>
       </w:r>
     </w:p>
-    <w:p/>
     <w:p>
       <w:pPr>
         <w:pStyle w:val="Subtitle"/>
         <w:rPr>
           <w:sz w:val="22"/>
           <w:szCs w:val="22"/>
-        </w:rPr>
-      </w:pPr>
-      <w:r>
-        <w:rPr>
-          <w:sz w:val="22"/>
-          <w:szCs w:val="22"/>
-        </w:rPr>
-        <w:t>Modalità di Esecuzione</w:t>
-      </w:r>
-    </w:p>
-    <w:p/>
-    <w:p>
-      <w:r>
-        <w:t xml:space="preserve">- </w:t>
-      </w:r>
-      <w:proofErr w:type="spellStart"/>
-      <w:r>
-        <w:t>npx</w:t>
-      </w:r>
-      <w:proofErr w:type="spellEnd"/>
-      <w:r>
-        <w:t xml:space="preserve"> </w:t>
-      </w:r>
-      <w:proofErr w:type="spellStart"/>
-      <w:r>
-        <w:t>playwright</w:t>
-      </w:r>
-      <w:proofErr w:type="spellEnd"/>
-      <w:r>
-        <w:t xml:space="preserve"> test</w:t>
-      </w:r>
-      <w:r>
-        <w:t xml:space="preserve">   - Lancio Generico</w:t>
-      </w:r>
-    </w:p>
-    <w:p>
-      <w:pPr>
-        <w:rPr>
-          <w:lang w:val="en-GB"/>
-        </w:rPr>
-      </w:pPr>
-      <w:r>
-        <w:rPr>
-          <w:lang w:val="en-GB"/>
-        </w:rPr>
-        <w:t xml:space="preserve">- </w:t>
-      </w:r>
-      <w:proofErr w:type="spellStart"/>
-      <w:r>
-        <w:rPr>
-          <w:lang w:val="en-GB"/>
-        </w:rPr>
-        <w:t>npx</w:t>
-      </w:r>
-      <w:proofErr w:type="spellEnd"/>
-      <w:r>
-        <w:rPr>
-          <w:lang w:val="en-GB"/>
-        </w:rPr>
-        <w:t xml:space="preserve"> playwright test </w:t>
-      </w:r>
-      <w:r>
-        <w:rPr>
-          <w:lang w:val="en-GB"/>
-        </w:rPr>
-        <w:t xml:space="preserve"> </w:t>
-      </w:r>
-      <w:r>
-        <w:rPr>
-          <w:lang w:val="en-GB"/>
-        </w:rPr>
-        <w:t>test</w:t>
-      </w:r>
-      <w:r>
-        <w:rPr>
-          <w:lang w:val="en-GB"/>
-        </w:rPr>
-        <w:t>s</w:t>
-      </w:r>
-      <w:r>
-        <w:rPr>
-          <w:lang w:val="en-GB"/>
-        </w:rPr>
-        <w:t>/</w:t>
-      </w:r>
-      <w:proofErr w:type="spellStart"/>
-      <w:r>
-        <w:rPr>
-          <w:lang w:val="en-GB"/>
-        </w:rPr>
-        <w:t>HealthChecks</w:t>
-      </w:r>
-      <w:proofErr w:type="spellEnd"/>
-      <w:r>
-        <w:rPr>
-          <w:lang w:val="en-GB"/>
-        </w:rPr>
-        <w:t xml:space="preserve"> – </w:t>
-      </w:r>
-      <w:proofErr w:type="spellStart"/>
-      <w:r>
-        <w:rPr>
-          <w:lang w:val="en-GB"/>
-        </w:rPr>
-        <w:t>Lancio</w:t>
-      </w:r>
-      <w:proofErr w:type="spellEnd"/>
-      <w:r>
-        <w:rPr>
-          <w:lang w:val="en-GB"/>
-        </w:rPr>
-        <w:t xml:space="preserve"> Collection</w:t>
-      </w:r>
-    </w:p>
-    <w:p>
-      <w:pPr>
-        <w:rPr>
-          <w:lang w:val="en-GB"/>
-        </w:rPr>
-      </w:pPr>
-      <w:r>
-        <w:rPr>
-          <w:lang w:val="en-GB"/>
-        </w:rPr>
-        <w:t xml:space="preserve">- </w:t>
-      </w:r>
-      <w:proofErr w:type="spellStart"/>
-      <w:r>
-        <w:rPr>
-          <w:lang w:val="en-GB"/>
-        </w:rPr>
-        <w:t>npx</w:t>
-      </w:r>
-      <w:proofErr w:type="spellEnd"/>
-      <w:r>
-        <w:rPr>
-          <w:lang w:val="en-GB"/>
-        </w:rPr>
-        <w:t xml:space="preserve"> playwright test --grep "health"</w:t>
-      </w:r>
-    </w:p>
-    <w:p>
-      <w:pPr>
-        <w:rPr>
-          <w:lang w:val="en-GB"/>
-        </w:rPr>
-      </w:pPr>
-      <w:r>
-        <w:rPr>
-          <w:lang w:val="en-GB"/>
-        </w:rPr>
-        <w:t>- TEST_ENV=</w:t>
-      </w:r>
-      <w:proofErr w:type="spellStart"/>
-      <w:r>
-        <w:rPr>
-          <w:lang w:val="en-GB"/>
-        </w:rPr>
-        <w:t>qa</w:t>
-      </w:r>
-      <w:proofErr w:type="spellEnd"/>
-      <w:r>
-        <w:rPr>
-          <w:lang w:val="en-GB"/>
-        </w:rPr>
-        <w:t xml:space="preserve"> </w:t>
-      </w:r>
-      <w:proofErr w:type="spellStart"/>
-      <w:r>
-        <w:rPr>
-          <w:lang w:val="en-GB"/>
-        </w:rPr>
-        <w:t>npx</w:t>
-      </w:r>
-      <w:proofErr w:type="spellEnd"/>
-      <w:r>
-        <w:rPr>
-          <w:lang w:val="en-GB"/>
-        </w:rPr>
-        <w:t xml:space="preserve"> playwright test</w:t>
-      </w:r>
-    </w:p>
-    <w:p>
-      <w:pPr>
-        <w:rPr>
-          <w:lang w:val="en-GB"/>
         </w:rPr>
       </w:pPr>
     </w:p>
@@ -3261,6 +3071,7 @@
     </w:p>
     <w:p>
       <w:r>
+        <w:lastRenderedPageBreak/>
         <w:t>8. CI deve essere completamente automatica</w:t>
       </w:r>
     </w:p>
@@ -3303,8 +3114,13 @@
         <w:t>$</w:t>
       </w:r>
       <w:proofErr w:type="spellStart"/>
-      <w:r>
-        <w:t>env:GWAM_USER</w:t>
+      <w:proofErr w:type="gramStart"/>
+      <w:r>
+        <w:t>env:GWAM</w:t>
+      </w:r>
+      <w:proofErr w:type="gramEnd"/>
+      <w:r>
+        <w:t>_USER</w:t>
       </w:r>
       <w:proofErr w:type="spellEnd"/>
       <w:r>
@@ -3316,8 +3132,13 @@
         <w:t>$</w:t>
       </w:r>
       <w:proofErr w:type="spellStart"/>
-      <w:r>
-        <w:t>env:GWAM_PASSWORD</w:t>
+      <w:proofErr w:type="gramStart"/>
+      <w:r>
+        <w:t>env:GWAM</w:t>
+      </w:r>
+      <w:proofErr w:type="gramEnd"/>
+      <w:r>
+        <w:t>_PASSWORD</w:t>
       </w:r>
       <w:proofErr w:type="spellEnd"/>
       <w:r>
@@ -3450,31 +3271,29 @@
     <w:p>
       <w:pPr>
         <w:spacing w:after="0"/>
-        <w:rPr>
-          <w:lang w:val="en-GB"/>
-        </w:rPr>
       </w:pPr>
       <w:proofErr w:type="spellStart"/>
       <w:r>
-        <w:rPr>
-          <w:lang w:val="en-GB"/>
-        </w:rPr>
         <w:t>npx</w:t>
       </w:r>
       <w:proofErr w:type="spellEnd"/>
       <w:r>
-        <w:rPr>
-          <w:lang w:val="en-GB"/>
-        </w:rPr>
-        <w:t xml:space="preserve"> playwright show-report</w:t>
-      </w:r>
-    </w:p>
-    <w:p>
-      <w:pPr>
-        <w:spacing w:after="0"/>
-      </w:pPr>
-      <w:r>
-        <w:lastRenderedPageBreak/>
+        <w:t xml:space="preserve"> </w:t>
+      </w:r>
+      <w:proofErr w:type="spellStart"/>
+      <w:r>
+        <w:t>playwright</w:t>
+      </w:r>
+      <w:proofErr w:type="spellEnd"/>
+      <w:r>
+        <w:t xml:space="preserve"> show-report</w:t>
+      </w:r>
+    </w:p>
+    <w:p>
+      <w:pPr>
+        <w:spacing w:after="0"/>
+      </w:pPr>
+      <w:r>
         <w:t>(in Teoria, se c’è e</w:t>
       </w:r>
       <w:r>
